--- a/forum_2024/Rəsmi_müraciətlər.docx
+++ b/forum_2024/Rəsmi_müraciətlər.docx
@@ -1411,7 +1411,7 @@
           <w:rFonts w:cs="Times New Roman"/>
           <w:lang w:val="az-Latn-AZ"/>
         </w:rPr>
-        <w:t>dan azad olunmuş Xankəndiyə səfə</w:t>
+        <w:t>dan azad olunmuş Xankəndinə səfə</w:t>
       </w:r>
       <w:r>
         <w:rPr>

--- a/forum_2024/Rəsmi_müraciətlər.docx
+++ b/forum_2024/Rəsmi_müraciətlər.docx
@@ -74,7 +74,7 @@
                     </pic:cNvPicPr>
                   </pic:nvPicPr>
                   <pic:blipFill>
-                    <a:blip r:embed="rId4" cstate="print">
+                    <a:blip r:embed="rId5" cstate="print">
                       <a:extLst>
                         <a:ext uri="{28A0092B-C50C-407E-A947-70E740481C1C}">
                           <a14:useLocalDpi xmlns:a14="http://schemas.microsoft.com/office/drawing/2010/main" val="0"/>
@@ -1313,7 +1313,7 @@
                     <pic:cNvPicPr/>
                   </pic:nvPicPr>
                   <pic:blipFill>
-                    <a:blip r:embed="rId5" cstate="print">
+                    <a:blip r:embed="rId6" cstate="print">
                       <a:extLst>
                         <a:ext uri="{28A0092B-C50C-407E-A947-70E740481C1C}">
                           <a14:useLocalDpi xmlns:a14="http://schemas.microsoft.com/office/drawing/2010/main" val="0"/>
@@ -1574,7 +1574,7 @@
                     </pic:cNvPicPr>
                   </pic:nvPicPr>
                   <pic:blipFill>
-                    <a:blip r:embed="rId6" cstate="print">
+                    <a:blip r:embed="rId7" cstate="print">
                       <a:extLst>
                         <a:ext uri="{28A0092B-C50C-407E-A947-70E740481C1C}">
                           <a14:useLocalDpi xmlns:a14="http://schemas.microsoft.com/office/drawing/2010/main" val="0"/>
@@ -1844,6 +1844,1510 @@
         <w:t>11 sentyabr 2024</w:t>
       </w:r>
     </w:p>
+    <w:p>
+      <w:pPr>
+        <w:spacing w:line="278" w:lineRule="auto"/>
+        <w:rPr>
+          <w:rFonts w:cs="Times New Roman"/>
+          <w:i/>
+          <w:lang w:val="az-Latn-AZ"/>
+        </w:rPr>
+      </w:pPr>
+      <w:r>
+        <w:rPr>
+          <w:rFonts w:cs="Times New Roman"/>
+          <w:i/>
+          <w:lang w:val="az-Latn-AZ"/>
+        </w:rPr>
+        <w:br w:type="page"/>
+      </w:r>
+    </w:p>
+    <w:p>
+      <w:pPr>
+        <w:spacing w:after="0" w:line="240" w:lineRule="auto"/>
+        <w:jc w:val="right"/>
+        <w:rPr>
+          <w:rFonts w:cs="Times New Roman"/>
+          <w:i/>
+          <w:lang w:val="az-Latn-AZ"/>
+        </w:rPr>
+      </w:pPr>
+    </w:p>
+    <w:p>
+      <w:pPr>
+        <w:pStyle w:val="Heading1"/>
+        <w:spacing w:before="0" w:line="240" w:lineRule="auto"/>
+        <w:jc w:val="center"/>
+        <w:rPr>
+          <w:rFonts w:ascii="Cambria" w:hAnsi="Cambria"/>
+          <w:b/>
+          <w:bCs/>
+          <w:color w:val="auto"/>
+          <w:sz w:val="22"/>
+          <w:szCs w:val="22"/>
+        </w:rPr>
+      </w:pPr>
+      <w:bookmarkStart w:id="24" w:name="_Toc227148740"/>
+      <w:bookmarkStart w:id="25" w:name="_Toc227944871"/>
+      <w:r>
+        <w:rPr>
+          <w:rFonts w:ascii="Cambria" w:hAnsi="Cambria"/>
+          <w:b/>
+          <w:bCs/>
+          <w:color w:val="auto"/>
+          <w:sz w:val="22"/>
+          <w:szCs w:val="22"/>
+        </w:rPr>
+        <w:t>DİASPORLA İŞ ÜZRƏ DÖVLƏT KOMİTƏSİNİN SƏDRİ FUAD MURADOVUN NİTQİ</w:t>
+      </w:r>
+      <w:bookmarkEnd w:id="24"/>
+      <w:bookmarkEnd w:id="25"/>
+    </w:p>
+    <w:p>
+      <w:pPr>
+        <w:spacing w:after="0" w:line="240" w:lineRule="auto"/>
+        <w:ind w:firstLine="720"/>
+        <w:rPr>
+          <w:rFonts w:eastAsia="Times New Roman" w:cs="Times New Roman"/>
+          <w:kern w:val="0"/>
+          <w:lang w:val="az-Latn-AZ" w:eastAsia="en-GB" w:bidi="hi-IN"/>
+          <w14:ligatures w14:val="none"/>
+        </w:rPr>
+      </w:pPr>
+    </w:p>
+    <w:p>
+      <w:pPr>
+        <w:spacing w:after="0" w:line="240" w:lineRule="auto"/>
+        <w:ind w:firstLine="720"/>
+        <w:rPr>
+          <w:rFonts w:eastAsia="Times New Roman" w:cs="Times New Roman"/>
+          <w:kern w:val="0"/>
+          <w:lang w:val="az-Latn-AZ" w:eastAsia="en-GB" w:bidi="hi-IN"/>
+          <w14:ligatures w14:val="none"/>
+        </w:rPr>
+      </w:pPr>
+      <w:r>
+        <w:rPr>
+          <w:rFonts w:eastAsia="Times New Roman" w:cs="Times New Roman"/>
+          <w:kern w:val="0"/>
+          <w:lang w:val="az-Latn-AZ" w:eastAsia="en-GB" w:bidi="hi-IN"/>
+          <w14:ligatures w14:val="none"/>
+        </w:rPr>
+        <w:t>Hörmətli qonaqlar, əziz soydaşlar, dəyərli elm xadimləri,</w:t>
+      </w:r>
+    </w:p>
+    <w:p>
+      <w:pPr>
+        <w:spacing w:after="0" w:line="240" w:lineRule="auto"/>
+        <w:ind w:firstLine="720"/>
+        <w:jc w:val="both"/>
+        <w:rPr>
+          <w:rFonts w:eastAsia="Times New Roman" w:cs="Times New Roman"/>
+          <w:kern w:val="0"/>
+          <w:lang w:val="az-Latn-AZ" w:eastAsia="en-GB" w:bidi="hi-IN"/>
+          <w14:ligatures w14:val="none"/>
+        </w:rPr>
+      </w:pPr>
+      <w:r>
+        <w:rPr>
+          <w:rFonts w:eastAsia="Times New Roman" w:cs="Times New Roman"/>
+          <w:kern w:val="0"/>
+          <w:lang w:val="az-Latn-AZ" w:eastAsia="en-GB" w:bidi="hi-IN"/>
+          <w14:ligatures w14:val="none"/>
+        </w:rPr>
+        <w:t xml:space="preserve">Prezident İlham Əliyevin forum iştirakçılarına müraciətində diasporun təşkilatlanması, ana dilinin qorunması və azərbaycanlı alimlərin, tədqiqatçıların Qarabağda gedən yenidənqurma işlərinə dəstək göstərməsi xüsusi vurğulanıb. </w:t>
+      </w:r>
+    </w:p>
+    <w:p>
+      <w:pPr>
+        <w:spacing w:after="0" w:line="240" w:lineRule="auto"/>
+        <w:ind w:firstLine="720"/>
+        <w:jc w:val="both"/>
+        <w:rPr>
+          <w:rFonts w:eastAsia="Times New Roman" w:cs="Times New Roman"/>
+          <w:kern w:val="0"/>
+          <w:lang w:val="az-Latn-AZ" w:eastAsia="en-GB" w:bidi="hi-IN"/>
+          <w14:ligatures w14:val="none"/>
+        </w:rPr>
+      </w:pPr>
+      <w:r>
+        <w:rPr>
+          <w:rFonts w:eastAsia="Times New Roman" w:cs="Times New Roman"/>
+          <w:kern w:val="0"/>
+          <w:lang w:val="az-Latn-AZ" w:eastAsia="en-GB" w:bidi="hi-IN"/>
+          <w14:ligatures w14:val="none"/>
+        </w:rPr>
+        <w:t>Xaricdə Yaşayan Azərbaycanlı Alimlərin Forumu komitənin həyata keçirdiyi iri layihələrdən biridir və bu ideyanın təməli 2018-ci ildə qoyulub. O vaxt bizim alimlərlə, rektorlarla görüşümüz oldu, Azərbaycan Respublikasının Diasporla İş üzrə Dövlət Komitəsinin bu sahədə gələcək fəaliyyət istiqamətləri müəyyən olundu və bu məsələlər Yol Xəritəsinə daxil edildi.</w:t>
+      </w:r>
+    </w:p>
+    <w:p>
+      <w:pPr>
+        <w:pStyle w:val="NormalWeb"/>
+        <w:shd w:val="clear" w:color="auto" w:fill="FFFFFF"/>
+        <w:spacing w:after="0" w:line="240" w:lineRule="auto"/>
+        <w:ind w:firstLine="720"/>
+        <w:jc w:val="both"/>
+        <w:rPr>
+          <w:rFonts w:ascii="Cambria" w:eastAsia="Times New Roman" w:hAnsi="Cambria"/>
+          <w:kern w:val="0"/>
+          <w:sz w:val="22"/>
+          <w:szCs w:val="22"/>
+          <w:lang w:val="az-Latn-AZ" w:eastAsia="en-GB" w:bidi="hi-IN"/>
+          <w14:ligatures w14:val="none"/>
+        </w:rPr>
+      </w:pPr>
+      <w:r>
+        <w:rPr>
+          <w:rFonts w:ascii="Cambria" w:eastAsia="Times New Roman" w:hAnsi="Cambria"/>
+          <w:kern w:val="0"/>
+          <w:sz w:val="22"/>
+          <w:szCs w:val="22"/>
+          <w:lang w:val="az-Latn-AZ" w:eastAsia="en-GB" w:bidi="hi-IN"/>
+          <w14:ligatures w14:val="none"/>
+        </w:rPr>
+        <w:t xml:space="preserve">Qarabağla bağlı həqiqətlərin dünya ictimaiyyətinə çatdırılması, ölkəmizə qarşı olan məkrli planlara cavab verilməsi və təbii ki, işğaldan azad olunan ərazilərin inkişafına diqqətin yönəldilməsi Azərbaycan Respublikasının Diasporla İş üzrə Dövlət Komitəsinin fəaliyyətində xüsusi yer tutur. Xaricdə yaşayan soydaşlarımız bizim üçün hər biri dəyərlidir və onlar bu sahələrə öz töhfələrini verməkdədir. </w:t>
+      </w:r>
+    </w:p>
+    <w:p>
+      <w:pPr>
+        <w:spacing w:after="0" w:line="240" w:lineRule="auto"/>
+        <w:ind w:firstLine="720"/>
+        <w:jc w:val="both"/>
+        <w:rPr>
+          <w:rFonts w:eastAsia="Times New Roman" w:cs="Times New Roman"/>
+          <w:kern w:val="0"/>
+          <w:lang w:val="az-Latn-AZ" w:eastAsia="en-GB" w:bidi="hi-IN"/>
+          <w14:ligatures w14:val="none"/>
+        </w:rPr>
+      </w:pPr>
+      <w:r>
+        <w:rPr>
+          <w:rFonts w:eastAsia="Times New Roman" w:cs="Times New Roman"/>
+          <w:kern w:val="0"/>
+          <w:lang w:val="az-Latn-AZ" w:eastAsia="en-GB" w:bidi="hi-IN"/>
+          <w14:ligatures w14:val="none"/>
+        </w:rPr>
+        <w:t xml:space="preserve">Zaman göstərdi ki, bizim istənilən sahədə uğurlarımızın təməli birliyimizdir. Ona görə də Azərbaycan Respublikasının Diasporla İş üzrə Dövlət Komitəsi əsas fəaliyyətini məhz bu istiqamətdə qurub. Azərbaycan dövlətinin dəstəyi ilə müxtəlif xarici ölkələrdə 30 Azərbaycan Evi açılıb. </w:t>
+      </w:r>
+    </w:p>
+    <w:p>
+      <w:pPr>
+        <w:spacing w:after="0" w:line="240" w:lineRule="auto"/>
+        <w:ind w:firstLine="720"/>
+        <w:jc w:val="both"/>
+        <w:rPr>
+          <w:rFonts w:eastAsia="Times New Roman" w:cs="Times New Roman"/>
+          <w:kern w:val="0"/>
+          <w:lang w:val="az-Latn-AZ" w:eastAsia="en-GB" w:bidi="hi-IN"/>
+          <w14:ligatures w14:val="none"/>
+        </w:rPr>
+      </w:pPr>
+      <w:r>
+        <w:rPr>
+          <w:rFonts w:eastAsia="Times New Roman" w:cs="Times New Roman"/>
+          <w:kern w:val="0"/>
+          <w:lang w:val="az-Latn-AZ" w:eastAsia="en-GB" w:bidi="hi-IN"/>
+          <w14:ligatures w14:val="none"/>
+        </w:rPr>
+        <w:t xml:space="preserve">Azərbaycan dövləti xaricdə yaşayan soydaşlarımızın təhsil imkanlarının artırılması, yeni nəsil diasporun ana dilini öyrənməsi istiqamətində də xüsusi addımlar atır. Ölkəmizin Birinci vitse-prezidenti Mehriban Əliyevanın təşəbbüsü ilə açılan Qarabağ adlı həftəsonu məktəbləri uğurla fəaliyyət göstərir. Bu gün dünyada ümumilikdə 100-dən çox Azərbaycan həftəsonu məktəbi açılıb və onların hər biri lazım olan vəsaitlə təmin olunub. Xaricdəki yeni nəsil azərbaycanlılar həmin məktəblərin imkanlarından yararlana bilirlər. Həftəsonu məktəbləri üçün xüsusi dərslik nəşr olunub. Bundan başqa Azərbaycan dilini öyrənmək istəyən xaricilər üçün </w:t>
+      </w:r>
+      <w:r>
+        <w:rPr>
+          <w:rFonts w:eastAsia="Times New Roman" w:cs="Times New Roman"/>
+          <w:kern w:val="0"/>
+          <w:lang w:val="az-Latn-AZ" w:eastAsia="en-GB" w:bidi="hi-IN"/>
+          <w14:ligatures w14:val="none"/>
+        </w:rPr>
+        <w:t>“</w:t>
+      </w:r>
+      <w:r>
+        <w:rPr>
+          <w:rFonts w:eastAsia="Times New Roman" w:cs="Times New Roman"/>
+          <w:kern w:val="0"/>
+          <w:lang w:val="az-Latn-AZ" w:eastAsia="en-GB" w:bidi="hi-IN"/>
+          <w14:ligatures w14:val="none"/>
+        </w:rPr>
+        <w:t>A grammar of contemporary Azerbaijani</w:t>
+      </w:r>
+      <w:r>
+        <w:rPr>
+          <w:rFonts w:eastAsia="Times New Roman" w:cs="Times New Roman"/>
+          <w:kern w:val="0"/>
+          <w:lang w:val="az-Latn-AZ" w:eastAsia="en-GB" w:bidi="hi-IN"/>
+          <w14:ligatures w14:val="none"/>
+        </w:rPr>
+        <w:t>”</w:t>
+      </w:r>
+      <w:r>
+        <w:rPr>
+          <w:rFonts w:eastAsia="Times New Roman" w:cs="Times New Roman"/>
+          <w:kern w:val="0"/>
+          <w:lang w:val="az-Latn-AZ" w:eastAsia="en-GB" w:bidi="hi-IN"/>
+          <w14:ligatures w14:val="none"/>
+        </w:rPr>
+        <w:t xml:space="preserve"> (</w:t>
+      </w:r>
+      <w:r>
+        <w:rPr>
+          <w:rFonts w:eastAsia="Times New Roman" w:cs="Times New Roman"/>
+          <w:kern w:val="0"/>
+          <w:lang w:val="az-Latn-AZ" w:eastAsia="en-GB" w:bidi="hi-IN"/>
+          <w14:ligatures w14:val="none"/>
+        </w:rPr>
+        <w:t>“</w:t>
+      </w:r>
+      <w:r>
+        <w:rPr>
+          <w:rFonts w:eastAsia="Times New Roman" w:cs="Times New Roman"/>
+          <w:kern w:val="0"/>
+          <w:lang w:val="az-Latn-AZ" w:eastAsia="en-GB" w:bidi="hi-IN"/>
+          <w14:ligatures w14:val="none"/>
+        </w:rPr>
+        <w:t>Müasir Azərbaycan dilinin qrammatikası</w:t>
+      </w:r>
+      <w:r>
+        <w:rPr>
+          <w:rFonts w:eastAsia="Times New Roman" w:cs="Times New Roman"/>
+          <w:kern w:val="0"/>
+          <w:lang w:val="az-Latn-AZ" w:eastAsia="en-GB" w:bidi="hi-IN"/>
+          <w14:ligatures w14:val="none"/>
+        </w:rPr>
+        <w:t>”</w:t>
+      </w:r>
+      <w:r>
+        <w:rPr>
+          <w:rFonts w:eastAsia="Times New Roman" w:cs="Times New Roman"/>
+          <w:kern w:val="0"/>
+          <w:lang w:val="az-Latn-AZ" w:eastAsia="en-GB" w:bidi="hi-IN"/>
+          <w14:ligatures w14:val="none"/>
+        </w:rPr>
+        <w:t xml:space="preserve">) adlı dərs vəsaiti də hazırlanıb. </w:t>
+      </w:r>
+    </w:p>
+    <w:p>
+      <w:pPr>
+        <w:spacing w:after="0" w:line="240" w:lineRule="auto"/>
+        <w:ind w:firstLine="720"/>
+        <w:jc w:val="both"/>
+        <w:rPr>
+          <w:rFonts w:eastAsia="Times New Roman" w:cs="Times New Roman"/>
+          <w:kern w:val="0"/>
+          <w:lang w:val="az-Latn-AZ" w:eastAsia="en-GB" w:bidi="hi-IN"/>
+          <w14:ligatures w14:val="none"/>
+        </w:rPr>
+      </w:pPr>
+      <w:r>
+        <w:rPr>
+          <w:rFonts w:eastAsia="Times New Roman" w:cs="Times New Roman"/>
+          <w:kern w:val="0"/>
+          <w:lang w:val="az-Latn-AZ" w:eastAsia="en-GB" w:bidi="hi-IN"/>
+          <w14:ligatures w14:val="none"/>
+        </w:rPr>
+        <w:t xml:space="preserve">Azərbaycanın ərazi bütövlüyünün təmin olunması, daha sonra Dünya Azərbaycanlılarının Şuşada keçirilən V Zəfər Qurultayı  diaspor hərəkatına güclü təkan verdi. Prezident İlham Əliyev Dünya Azərbaycanlılarının V Zəfər Qurultayındakı çıxışı ilə Azərbaycan diasporunun gələcək fəaliyyətini proqram şəklində müəyyənləşdirdi və diasporun qarşısında böyük vəzifələr qoydu. Mən deyərdim ki, bütün bunlardan sonra diaspor arasında sarsılmaz birlik yarandı və hər kəs Azərbaycanda gedən proseslərə dəstək göstərmək üçün böyük bir həmrəylik nümayiş etdirdi. </w:t>
+      </w:r>
+    </w:p>
+    <w:p>
+      <w:pPr>
+        <w:spacing w:after="0" w:line="240" w:lineRule="auto"/>
+        <w:jc w:val="both"/>
+        <w:rPr>
+          <w:rFonts w:eastAsia="Times New Roman" w:cs="Times New Roman"/>
+          <w:kern w:val="0"/>
+          <w:lang w:val="az-Latn-AZ" w:eastAsia="en-GB" w:bidi="hi-IN"/>
+          <w14:ligatures w14:val="none"/>
+        </w:rPr>
+      </w:pPr>
+      <w:r>
+        <w:rPr>
+          <w:rFonts w:eastAsia="Times New Roman" w:cs="Times New Roman"/>
+          <w:kern w:val="0"/>
+          <w:lang w:val="az-Latn-AZ" w:eastAsia="en-GB" w:bidi="hi-IN"/>
+          <w14:ligatures w14:val="none"/>
+        </w:rPr>
+        <w:t>Biz xaricdəki alimlərin şəbəkələşməsi istiqamətində bir neçə ildir işləyirik, çoxlu görüşlər keçirmişik, problemləri müzakirə etmişik. Xaricdəki azərbaycanlı elm adamlarının bir yerə toplanması müəyyən zaman tələb etdi. Təbii ki, xaricdəki elm xadimlərinin  təşkilatlanmasına Azərbaycan dövlətinin dəstəyi, qayğısı prioritet məsələdir, lakin bizim gözləntimiz ondan ibarətdir ki, sonrakı mərhələdə alimlərimiz həm yaşadıqları ölkəyə, həm də Azərbaycana töhfələr versinlər. Biz istəyirik ki,  xaricdəki gənc alimlərimiz özündən əvvəlki nəslin təcrübəsindən istifadə edərək daha böyük nailiyyətlər əldə edə bilsin. Bunun üçün bütün imkanlar var. Mənə elə gəlir ki, Xankəndidə Qarabağ Universitetinin açılması da bu istiqamətdə yaxşı fürsətlər yaradacaq. Xaricdə yaşayan azərbaycanlı alimlər həmin ali təhsil ocağında çalışmaq istəsələr Diasporla İş üzrə Dövlət Kom</w:t>
+      </w:r>
+      <w:r>
+        <w:rPr>
+          <w:rFonts w:eastAsia="Times New Roman" w:cs="Times New Roman"/>
+          <w:kern w:val="0"/>
+          <w:lang w:val="az-Latn-AZ" w:eastAsia="en-GB" w:bidi="hi-IN"/>
+          <w14:ligatures w14:val="none"/>
+        </w:rPr>
+        <w:t>i</w:t>
+      </w:r>
+      <w:r>
+        <w:rPr>
+          <w:rFonts w:eastAsia="Times New Roman" w:cs="Times New Roman"/>
+          <w:kern w:val="0"/>
+          <w:lang w:val="az-Latn-AZ" w:eastAsia="en-GB" w:bidi="hi-IN"/>
+          <w14:ligatures w14:val="none"/>
+        </w:rPr>
+        <w:t xml:space="preserve">təsi bu işdə onlara dəstək olacaq. </w:t>
+      </w:r>
+    </w:p>
+    <w:p>
+      <w:pPr>
+        <w:spacing w:after="0" w:line="240" w:lineRule="auto"/>
+        <w:ind w:firstLine="720"/>
+        <w:jc w:val="both"/>
+        <w:rPr>
+          <w:rFonts w:eastAsia="Times New Roman" w:cs="Times New Roman"/>
+          <w:kern w:val="0"/>
+          <w:lang w:val="az-Latn-AZ" w:eastAsia="en-GB" w:bidi="hi-IN"/>
+          <w14:ligatures w14:val="none"/>
+        </w:rPr>
+      </w:pPr>
+      <w:r>
+        <w:rPr>
+          <w:rFonts w:eastAsia="Times New Roman" w:cs="Times New Roman"/>
+          <w:kern w:val="0"/>
+          <w:lang w:val="az-Latn-AZ" w:eastAsia="en-GB" w:bidi="hi-IN"/>
+          <w14:ligatures w14:val="none"/>
+        </w:rPr>
+        <w:t xml:space="preserve">Xaricdə yaşayan azərbaycanlı həkimlərin, mühəndislərin, tələbələrin, eyni zamanda mədəniyyət xadimlərinin forumlarının təşkili də bu istiqamətdə atılan addımlardır. Avropada, ABŞ-də bu cür forumlar təşkil olunub. Tələbələrlə bağlı onu da əlavə etmək istəyirəm ki, hər il azərbaycanlı gənclər Azərbaycan dövlətinin imkanları çərçivəsində xaricdə təhsil almağa gedirlər. Bizi burada ən çox cəlb edən məsələ odur ki, həmin tələbələr mövcud diaspor təşkilatlarının güclənməsi üçün diaspor hərəkatına qoşulsunlar. Məhz bu məqsədlə 2 ilə yaxındır ki, müxtəlif xarici ölkələrdə təhsil alan azərbaycanlı tələbələrin forumlarını təşkil edirik. </w:t>
+      </w:r>
+    </w:p>
+    <w:p>
+      <w:pPr>
+        <w:spacing w:after="0" w:line="240" w:lineRule="auto"/>
+        <w:ind w:firstLine="720"/>
+        <w:jc w:val="both"/>
+        <w:rPr>
+          <w:rFonts w:eastAsia="Times New Roman" w:cs="Times New Roman"/>
+          <w:kern w:val="0"/>
+          <w:lang w:eastAsia="en-GB" w:bidi="hi-IN"/>
+          <w14:ligatures w14:val="none"/>
+        </w:rPr>
+      </w:pPr>
+      <w:r>
+        <w:rPr>
+          <w:rFonts w:eastAsia="Times New Roman" w:cs="Times New Roman"/>
+          <w:kern w:val="0"/>
+          <w:lang w:eastAsia="en-GB" w:bidi="hi-IN"/>
+          <w14:ligatures w14:val="none"/>
+        </w:rPr>
+        <w:lastRenderedPageBreak/>
+        <w:t xml:space="preserve">Bizim </w:t>
+      </w:r>
+      <w:r>
+        <w:rPr>
+          <w:rFonts w:eastAsia="Times New Roman" w:cs="Times New Roman"/>
+          <w:kern w:val="0"/>
+          <w:lang w:eastAsia="en-GB" w:bidi="hi-IN"/>
+          <w14:ligatures w14:val="none"/>
+        </w:rPr>
+        <w:t>“</w:t>
+      </w:r>
+      <w:r>
+        <w:rPr>
+          <w:rFonts w:eastAsia="Times New Roman" w:cs="Times New Roman"/>
+          <w:kern w:val="0"/>
+          <w:lang w:eastAsia="en-GB" w:bidi="hi-IN"/>
+          <w14:ligatures w14:val="none"/>
+        </w:rPr>
+        <w:t>Beyinqazanma</w:t>
+      </w:r>
+      <w:r>
+        <w:rPr>
+          <w:rFonts w:eastAsia="Times New Roman" w:cs="Times New Roman"/>
+          <w:kern w:val="0"/>
+          <w:lang w:eastAsia="en-GB" w:bidi="hi-IN"/>
+          <w14:ligatures w14:val="none"/>
+        </w:rPr>
+        <w:t>”</w:t>
+      </w:r>
+      <w:r>
+        <w:rPr>
+          <w:rFonts w:eastAsia="Times New Roman" w:cs="Times New Roman"/>
+          <w:kern w:val="0"/>
+          <w:lang w:eastAsia="en-GB" w:bidi="hi-IN"/>
+          <w14:ligatures w14:val="none"/>
+        </w:rPr>
+        <w:t xml:space="preserve"> adlanan layihəmiz var. Biz bu layihə vasitəsilə nüfuzlu xarici elm ocaqları ilə ciddi əlaqələr qururuq. Əldə etdiyimiz məlumat bazasını alimlərimizə, universitetlərimizə təqdim edə bilərik. Bu yolla ali təhsil ocaqlarımız xarici universite</w:t>
+      </w:r>
+      <w:r>
+        <w:rPr>
+          <w:rFonts w:eastAsia="Times New Roman" w:cs="Times New Roman"/>
+          <w:kern w:val="0"/>
+          <w:lang w:eastAsia="en-GB" w:bidi="hi-IN"/>
+          <w14:ligatures w14:val="none"/>
+        </w:rPr>
+        <w:t>t</w:t>
+      </w:r>
+      <w:r>
+        <w:rPr>
+          <w:rFonts w:eastAsia="Times New Roman" w:cs="Times New Roman"/>
+          <w:kern w:val="0"/>
+          <w:lang w:eastAsia="en-GB" w:bidi="hi-IN"/>
+          <w14:ligatures w14:val="none"/>
+        </w:rPr>
+        <w:t xml:space="preserve">lərlə, elmi mərkəzlərlə birbaşa əlaqələr qura bilərlər və bu, elmi potensialın inkişafına ciddi töhfələr verər.  </w:t>
+      </w:r>
+    </w:p>
+    <w:p>
+      <w:pPr>
+        <w:spacing w:after="0" w:line="240" w:lineRule="auto"/>
+        <w:jc w:val="both"/>
+        <w:rPr>
+          <w:rFonts w:eastAsia="Times New Roman" w:cs="Times New Roman"/>
+          <w:kern w:val="0"/>
+          <w:lang w:eastAsia="en-GB" w:bidi="hi-IN"/>
+          <w14:ligatures w14:val="none"/>
+        </w:rPr>
+      </w:pPr>
+      <w:r>
+        <w:rPr>
+          <w:rFonts w:eastAsia="Times New Roman" w:cs="Times New Roman"/>
+          <w:kern w:val="0"/>
+          <w:lang w:eastAsia="en-GB" w:bidi="hi-IN"/>
+          <w14:ligatures w14:val="none"/>
+        </w:rPr>
+        <w:t xml:space="preserve">Əgər biz inkişaf istəyiriksə, problemlərdən də danışmalıyıq. Biz alimlərimizin inkişaf etməsini, xarici ölkələrdə nüfuz qazanmasını, həmin nüfuzdan istifadə edərək gələcəkdə Azərbaycan dövlətinə dəstək olmasını istəyiriksə, təbii ki, bir çox məsələləri, o cümlədən mövcud problemləri mütləq şəkildə müzakirə etməliyik. İnkişaf sahəsində ən böyük maneələrdən biri dil maneəsidir. Elmi mənbələrə əlçatanlığın təmin olunması üçün ingilis dilinin mükəmməl öyrənilməsi, texniki biliklərə sahib olmaq çox vacibdir. Digər vacib bir problem beynəlxalq elmi resurslar və məlumat bazasına keçidin olmamasıdır. Biz çox istəyirik ki, alimlərimiz bu məsələlərə diqqət </w:t>
+      </w:r>
+      <w:r>
+        <w:rPr>
+          <w:rFonts w:eastAsia="Times New Roman" w:cs="Times New Roman"/>
+          <w:kern w:val="0"/>
+          <w:lang w:eastAsia="en-GB" w:bidi="hi-IN"/>
+          <w14:ligatures w14:val="none"/>
+        </w:rPr>
+        <w:t>yetirsinlər</w:t>
+      </w:r>
+      <w:r>
+        <w:rPr>
+          <w:rFonts w:eastAsia="Times New Roman" w:cs="Times New Roman"/>
+          <w:kern w:val="0"/>
+          <w:lang w:eastAsia="en-GB" w:bidi="hi-IN"/>
+          <w14:ligatures w14:val="none"/>
+        </w:rPr>
+        <w:t xml:space="preserve">. </w:t>
+      </w:r>
+    </w:p>
+    <w:p>
+      <w:pPr>
+        <w:spacing w:after="0" w:line="240" w:lineRule="auto"/>
+        <w:jc w:val="both"/>
+        <w:rPr>
+          <w:rFonts w:eastAsia="Times New Roman" w:cs="Times New Roman"/>
+          <w:kern w:val="0"/>
+          <w:lang w:eastAsia="en-GB" w:bidi="hi-IN"/>
+          <w14:ligatures w14:val="none"/>
+        </w:rPr>
+      </w:pPr>
+      <w:r>
+        <w:rPr>
+          <w:rFonts w:eastAsia="Times New Roman" w:cs="Times New Roman"/>
+          <w:kern w:val="0"/>
+          <w:lang w:eastAsia="en-GB" w:bidi="hi-IN"/>
+          <w14:ligatures w14:val="none"/>
+        </w:rPr>
+        <w:t xml:space="preserve">Eyni zamanda alimlərimizin elmi məqalələrinin daha çox beynəlxalq indeksli jurnallarda nəşri vacib məsələrdən biridir. Alimlərimizin həmin jurnallara çıxış imkanlarını da xaricdə yaşayan diaspor üzvlərinin xətti ilə həyata keçirmək olar. </w:t>
+      </w:r>
+    </w:p>
+    <w:p>
+      <w:pPr>
+        <w:spacing w:after="0" w:line="240" w:lineRule="auto"/>
+        <w:ind w:firstLine="720"/>
+        <w:jc w:val="both"/>
+        <w:rPr>
+          <w:rFonts w:eastAsia="Times New Roman" w:cs="Times New Roman"/>
+          <w:kern w:val="0"/>
+          <w:lang w:eastAsia="en-GB" w:bidi="hi-IN"/>
+          <w14:ligatures w14:val="none"/>
+        </w:rPr>
+      </w:pPr>
+      <w:r>
+        <w:rPr>
+          <w:rFonts w:eastAsia="Times New Roman" w:cs="Times New Roman"/>
+          <w:kern w:val="0"/>
+          <w:lang w:eastAsia="en-GB" w:bidi="hi-IN"/>
+          <w14:ligatures w14:val="none"/>
+        </w:rPr>
+        <w:t xml:space="preserve">Bir məsələni də qeyd etmək istəyirəm. Biz çox istəyirik ki, xaricdəki alimlərimiz daha çox kitablar nəşr etdirsinlər və bu kitablar beynəlxalq kitabxanalara təqdim olunsun. Yeri gəlmişkən qeyd edim ki, komitə xaricdəki 400-dən çox kitabxanaya müxtəlif nəşrlər təqdim edib. </w:t>
+      </w:r>
+    </w:p>
+    <w:p>
+      <w:pPr>
+        <w:spacing w:after="0" w:line="240" w:lineRule="auto"/>
+        <w:ind w:firstLine="720"/>
+        <w:jc w:val="both"/>
+        <w:rPr>
+          <w:rFonts w:eastAsia="Times New Roman" w:cs="Times New Roman"/>
+          <w:kern w:val="0"/>
+          <w:lang w:eastAsia="en-GB" w:bidi="hi-IN"/>
+          <w14:ligatures w14:val="none"/>
+        </w:rPr>
+      </w:pPr>
+      <w:r>
+        <w:rPr>
+          <w:rFonts w:eastAsia="Times New Roman" w:cs="Times New Roman"/>
+          <w:kern w:val="0"/>
+          <w:lang w:eastAsia="en-GB" w:bidi="hi-IN"/>
+          <w14:ligatures w14:val="none"/>
+        </w:rPr>
+        <w:t xml:space="preserve">Biz daha çox peşəkar birliklərin yaradılmasına fokuslanmışıq və bu birliklərin yaradılmasına dəstək və önəm veririk. Bütün bunların təməlində o durur ki, xaricdə yaşayan alimlərimiz Azərbaycan elminə və ölkəmizdə gedən proseslərə öz dəstəklərini göstərə bilsinlər.  </w:t>
+      </w:r>
+    </w:p>
+    <w:p>
+      <w:pPr>
+        <w:spacing w:after="0" w:line="240" w:lineRule="auto"/>
+        <w:jc w:val="both"/>
+        <w:rPr>
+          <w:rFonts w:eastAsia="Times New Roman" w:cs="Times New Roman"/>
+          <w:kern w:val="0"/>
+          <w:lang w:eastAsia="en-GB" w:bidi="hi-IN"/>
+          <w14:ligatures w14:val="none"/>
+        </w:rPr>
+      </w:pPr>
+      <w:r>
+        <w:rPr>
+          <w:rFonts w:eastAsia="Times New Roman" w:cs="Times New Roman"/>
+          <w:kern w:val="0"/>
+          <w:lang w:eastAsia="en-GB" w:bidi="hi-IN"/>
+          <w14:ligatures w14:val="none"/>
+        </w:rPr>
+        <w:t>Bir daha bildirirəm ki, hər birinizi doğma vətəndə görməyə şadıq. Forumun işinə uğur arzulayır, bu mühüm tədbirə dəstək göstərən hər kəsə minnətdarlığımı ifadə edirəm.</w:t>
+      </w:r>
+    </w:p>
+    <w:p>
+      <w:pPr>
+        <w:spacing w:after="0" w:line="240" w:lineRule="auto"/>
+        <w:rPr>
+          <w:rFonts w:cs="Times New Roman"/>
+        </w:rPr>
+      </w:pPr>
+    </w:p>
+    <w:p>
+      <w:pPr>
+        <w:pStyle w:val="Heading1"/>
+        <w:spacing w:before="0" w:line="240" w:lineRule="auto"/>
+        <w:jc w:val="center"/>
+        <w:rPr>
+          <w:rFonts w:ascii="Cambria" w:hAnsi="Cambria"/>
+          <w:b/>
+          <w:bCs/>
+          <w:color w:val="auto"/>
+          <w:sz w:val="22"/>
+          <w:szCs w:val="22"/>
+        </w:rPr>
+      </w:pPr>
+      <w:bookmarkStart w:id="26" w:name="_Toc227148741"/>
+      <w:bookmarkStart w:id="27" w:name="_Toc227944872"/>
+      <w:bookmarkStart w:id="28" w:name="_Toc221347468"/>
+      <w:bookmarkStart w:id="29" w:name="_Toc225340849"/>
+      <w:bookmarkStart w:id="30" w:name="_Toc226021983"/>
+      <w:bookmarkStart w:id="31" w:name="_Toc226022928"/>
+      <w:bookmarkStart w:id="32" w:name="_Toc226366311"/>
+      <w:bookmarkStart w:id="33" w:name="_Hlk196156536"/>
+      <w:r>
+        <w:rPr>
+          <w:rFonts w:ascii="Cambria" w:hAnsi="Cambria"/>
+          <w:b/>
+          <w:bCs/>
+          <w:color w:val="auto"/>
+          <w:sz w:val="22"/>
+          <w:szCs w:val="22"/>
+        </w:rPr>
+        <w:t>DÜNYA AZƏRBAYCANLI ALİMLƏR BİRLİYİNİN İDARƏ HEYƏTİNİN SƏDRİ</w:t>
+      </w:r>
+      <w:bookmarkEnd w:id="26"/>
+      <w:bookmarkEnd w:id="27"/>
+      <w:r>
+        <w:rPr>
+          <w:rFonts w:ascii="Cambria" w:hAnsi="Cambria"/>
+          <w:b/>
+          <w:bCs/>
+          <w:color w:val="auto"/>
+          <w:sz w:val="22"/>
+          <w:szCs w:val="22"/>
+        </w:rPr>
+        <w:t xml:space="preserve"> </w:t>
+      </w:r>
+    </w:p>
+    <w:p>
+      <w:pPr>
+        <w:pStyle w:val="Heading1"/>
+        <w:spacing w:before="0" w:line="240" w:lineRule="auto"/>
+        <w:jc w:val="center"/>
+        <w:rPr>
+          <w:rFonts w:ascii="Cambria" w:hAnsi="Cambria"/>
+          <w:b/>
+          <w:bCs/>
+          <w:color w:val="auto"/>
+          <w:sz w:val="22"/>
+          <w:szCs w:val="22"/>
+        </w:rPr>
+      </w:pPr>
+      <w:bookmarkStart w:id="34" w:name="_Toc227148742"/>
+      <w:bookmarkStart w:id="35" w:name="_Toc227944873"/>
+      <w:r>
+        <w:rPr>
+          <w:rFonts w:ascii="Cambria" w:hAnsi="Cambria"/>
+          <w:b/>
+          <w:bCs/>
+          <w:color w:val="auto"/>
+          <w:sz w:val="22"/>
+          <w:szCs w:val="22"/>
+        </w:rPr>
+        <w:t>MƏSUD ƏFƏNDİYEVİN NİTQİ</w:t>
+      </w:r>
+      <w:bookmarkEnd w:id="28"/>
+      <w:bookmarkEnd w:id="29"/>
+      <w:bookmarkEnd w:id="30"/>
+      <w:bookmarkEnd w:id="31"/>
+      <w:bookmarkEnd w:id="32"/>
+      <w:bookmarkEnd w:id="34"/>
+      <w:bookmarkEnd w:id="35"/>
+    </w:p>
+    <w:p>
+      <w:pPr>
+        <w:shd w:val="clear" w:color="auto" w:fill="FFFFFF"/>
+        <w:spacing w:after="0" w:line="288" w:lineRule="auto"/>
+        <w:ind w:firstLine="720"/>
+        <w:contextualSpacing/>
+        <w:jc w:val="both"/>
+        <w:rPr>
+          <w:rFonts w:eastAsia="Times New Roman" w:cs="Times New Roman"/>
+          <w:kern w:val="0"/>
+          <w:lang w:val="az-Latn-AZ" w:eastAsia="en-GB" w:bidi="hi-IN"/>
+          <w14:ligatures w14:val="none"/>
+        </w:rPr>
+      </w:pPr>
+    </w:p>
+    <w:p>
+      <w:pPr>
+        <w:shd w:val="clear" w:color="auto" w:fill="FFFFFF"/>
+        <w:spacing w:after="0" w:line="240" w:lineRule="auto"/>
+        <w:ind w:firstLine="720"/>
+        <w:contextualSpacing/>
+        <w:jc w:val="both"/>
+        <w:rPr>
+          <w:rFonts w:eastAsia="Times New Roman" w:cs="Times New Roman"/>
+          <w:kern w:val="0"/>
+          <w:lang w:val="az-Latn-AZ" w:eastAsia="en-GB" w:bidi="hi-IN"/>
+          <w14:ligatures w14:val="none"/>
+        </w:rPr>
+      </w:pPr>
+      <w:r>
+        <w:rPr>
+          <w:rFonts w:eastAsia="Times New Roman" w:cs="Times New Roman"/>
+          <w:kern w:val="0"/>
+          <w:lang w:val="az-Latn-AZ" w:eastAsia="en-GB" w:bidi="hi-IN"/>
+          <w14:ligatures w14:val="none"/>
+        </w:rPr>
+        <w:t>Sizi Bakıda Dünya Azərbaycanlı Alimlər Birliyinin (DAAB) I Forumunda görməkdən böyük məmnunluq duyur və Azərbaycanımızda səmimi qəlbdən salamlayırıq.</w:t>
+      </w:r>
+    </w:p>
+    <w:p>
+      <w:pPr>
+        <w:shd w:val="clear" w:color="auto" w:fill="FFFFFF"/>
+        <w:spacing w:after="0" w:line="240" w:lineRule="auto"/>
+        <w:ind w:firstLine="720"/>
+        <w:jc w:val="both"/>
+        <w:rPr>
+          <w:rFonts w:eastAsia="Times New Roman" w:cs="Times New Roman"/>
+          <w:kern w:val="0"/>
+          <w:lang w:eastAsia="en-GB" w:bidi="hi-IN"/>
+          <w14:ligatures w14:val="none"/>
+        </w:rPr>
+      </w:pPr>
+      <w:r>
+        <w:rPr>
+          <w:rFonts w:eastAsia="Times New Roman" w:cs="Times New Roman"/>
+          <w:kern w:val="0"/>
+          <w:lang w:eastAsia="en-GB" w:bidi="hi-IN"/>
+          <w14:ligatures w14:val="none"/>
+        </w:rPr>
+        <w:t xml:space="preserve">Məşhur bir deyim var: </w:t>
+      </w:r>
+      <w:r>
+        <w:rPr>
+          <w:rFonts w:eastAsia="Times New Roman" w:cs="Times New Roman"/>
+          <w:kern w:val="0"/>
+          <w:lang w:eastAsia="en-GB" w:bidi="hi-IN"/>
+          <w14:ligatures w14:val="none"/>
+        </w:rPr>
+        <w:t>“</w:t>
+      </w:r>
+      <w:r>
+        <w:rPr>
+          <w:rFonts w:eastAsia="Times New Roman" w:cs="Times New Roman"/>
+          <w:kern w:val="0"/>
+          <w:lang w:eastAsia="en-GB" w:bidi="hi-IN"/>
+          <w14:ligatures w14:val="none"/>
+        </w:rPr>
+        <w:t>Elmin vətəni olmur</w:t>
+      </w:r>
+      <w:r>
+        <w:rPr>
+          <w:rFonts w:eastAsia="Times New Roman" w:cs="Times New Roman"/>
+          <w:kern w:val="0"/>
+          <w:lang w:eastAsia="en-GB" w:bidi="hi-IN"/>
+          <w14:ligatures w14:val="none"/>
+        </w:rPr>
+        <w:t>”</w:t>
+      </w:r>
+      <w:r>
+        <w:rPr>
+          <w:rFonts w:eastAsia="Times New Roman" w:cs="Times New Roman"/>
+          <w:kern w:val="0"/>
+          <w:lang w:eastAsia="en-GB" w:bidi="hi-IN"/>
+          <w14:ligatures w14:val="none"/>
+        </w:rPr>
+        <w:t>. Mən isə bu ifadəyə, öz növbəmdə, belə bir əlavə etmək istəyirəm: bu, tamamilə doğrudur, çünki elmin nailiyyətlərindən bütün bəşəriyyət faydalanır. Ancaq elmlə məşğul olan hər bir alimin bir vətəni olur və həmin vətən çox vaxt onun elmi nailiyyətlərinin əsas ilham mənbəyinə çevrilir. Bu gün burada forumda sizin iştirakınız, canınız, qanınızla Azərbaycanımıza bağlılığınız da bu fikrin bariz nümunəsidir.</w:t>
+      </w:r>
+    </w:p>
+    <w:p>
+      <w:pPr>
+        <w:shd w:val="clear" w:color="auto" w:fill="FFFFFF"/>
+        <w:spacing w:after="0" w:line="240" w:lineRule="auto"/>
+        <w:ind w:firstLine="720"/>
+        <w:jc w:val="both"/>
+        <w:rPr>
+          <w:rFonts w:eastAsia="Times New Roman" w:cs="Times New Roman"/>
+          <w:kern w:val="0"/>
+          <w:lang w:eastAsia="en-GB" w:bidi="hi-IN"/>
+          <w14:ligatures w14:val="none"/>
+        </w:rPr>
+      </w:pPr>
+      <w:r>
+        <w:rPr>
+          <w:rFonts w:eastAsia="Times New Roman" w:cs="Times New Roman"/>
+          <w:kern w:val="0"/>
+          <w:lang w:eastAsia="en-GB" w:bidi="hi-IN"/>
+          <w14:ligatures w14:val="none"/>
+        </w:rPr>
+        <w:t>Vaxt məhdudiyyətini nəzərə alaraq</w:t>
+      </w:r>
+      <w:r>
+        <w:rPr>
+          <w:rFonts w:eastAsia="Times New Roman" w:cs="Times New Roman"/>
+          <w:kern w:val="0"/>
+          <w:lang w:eastAsia="en-GB" w:bidi="hi-IN"/>
+          <w14:ligatures w14:val="none"/>
+        </w:rPr>
+        <w:t>,</w:t>
+      </w:r>
+      <w:r>
+        <w:rPr>
+          <w:rFonts w:eastAsia="Times New Roman" w:cs="Times New Roman"/>
+          <w:kern w:val="0"/>
+          <w:lang w:eastAsia="en-GB" w:bidi="hi-IN"/>
+          <w14:ligatures w14:val="none"/>
+        </w:rPr>
+        <w:t xml:space="preserve"> fikirlərimi tezislər şəklində bölüşmək istərdim.</w:t>
+      </w:r>
+    </w:p>
+    <w:p>
+      <w:pPr>
+        <w:shd w:val="clear" w:color="auto" w:fill="FFFFFF"/>
+        <w:spacing w:after="0" w:line="240" w:lineRule="auto"/>
+        <w:ind w:firstLine="720"/>
+        <w:jc w:val="both"/>
+        <w:rPr>
+          <w:rFonts w:eastAsia="Times New Roman" w:cs="Times New Roman"/>
+          <w:kern w:val="0"/>
+          <w:lang w:eastAsia="en-GB" w:bidi="hi-IN"/>
+          <w14:ligatures w14:val="none"/>
+        </w:rPr>
+      </w:pPr>
+      <w:r>
+        <w:rPr>
+          <w:rFonts w:eastAsia="Times New Roman" w:cs="Times New Roman"/>
+          <w:kern w:val="0"/>
+          <w:lang w:eastAsia="en-GB" w:bidi="hi-IN"/>
+          <w14:ligatures w14:val="none"/>
+        </w:rPr>
+        <w:t>Təbii sual ortaya çıxır: bu Birliyin və forumun ərsəyə gəlməsi hansı zərurətdən doğdu? Niyə məhz indi? Kimlər bu forumun keçirilməsinə töhfə verdi?</w:t>
+      </w:r>
+    </w:p>
+    <w:p>
+      <w:pPr>
+        <w:shd w:val="clear" w:color="auto" w:fill="FFFFFF"/>
+        <w:spacing w:after="0" w:line="240" w:lineRule="auto"/>
+        <w:ind w:firstLine="720"/>
+        <w:jc w:val="both"/>
+        <w:rPr>
+          <w:rFonts w:eastAsia="Times New Roman" w:cs="Times New Roman"/>
+          <w:kern w:val="0"/>
+          <w:lang w:eastAsia="en-GB" w:bidi="hi-IN"/>
+          <w14:ligatures w14:val="none"/>
+        </w:rPr>
+      </w:pPr>
+      <w:r>
+        <w:rPr>
+          <w:rFonts w:eastAsia="Times New Roman" w:cs="Times New Roman"/>
+          <w:kern w:val="0"/>
+          <w:lang w:eastAsia="en-GB" w:bidi="hi-IN"/>
+          <w14:ligatures w14:val="none"/>
+        </w:rPr>
+        <w:t>Hörmətli akademikimiz, bugünkü tədbirin moderatoru Rafael müəllim, DAAB-nin qeyri-dövlət təşkilatı olduğunu qeyd etdi və Azərbaycanın son illərdə əldə etdiyi uğurların əsas səbəblərindən biri kimi dövlətlə xalq arasında möhkəm birliyin mövcudluğunu haqlı olaraq vurğuladı.</w:t>
+      </w:r>
+    </w:p>
+    <w:p>
+      <w:pPr>
+        <w:shd w:val="clear" w:color="auto" w:fill="FFFFFF"/>
+        <w:spacing w:after="0" w:line="240" w:lineRule="auto"/>
+        <w:ind w:firstLine="720"/>
+        <w:jc w:val="both"/>
+        <w:rPr>
+          <w:rFonts w:eastAsia="Times New Roman" w:cs="Times New Roman"/>
+          <w:kern w:val="0"/>
+          <w:lang w:eastAsia="en-GB" w:bidi="hi-IN"/>
+          <w14:ligatures w14:val="none"/>
+        </w:rPr>
+      </w:pPr>
+      <w:r>
+        <w:rPr>
+          <w:rFonts w:eastAsia="Times New Roman" w:cs="Times New Roman"/>
+          <w:kern w:val="0"/>
+          <w:lang w:eastAsia="en-GB" w:bidi="hi-IN"/>
+          <w14:ligatures w14:val="none"/>
+        </w:rPr>
+        <w:t>Məhz bu birlik, ölkə başçımızın həyata keçirdiyi düşünülmüş və uzaqgörən siyasət, memarı olduğu qələbələrimiz, son illərdə, sözün əsl mənasında, intibah dövrünü yaşayan Diaspor Komitəmiz (DK), xaricdə yaşayan vətənsevər alimlərin sayının əhəmiyyətli dərəcədə artması və onların müxtəlif forumlarda bir araya gəlməsi bu birliyin yaranmasını zəruri etdi.</w:t>
+      </w:r>
+    </w:p>
+    <w:p>
+      <w:pPr>
+        <w:shd w:val="clear" w:color="auto" w:fill="FFFFFF"/>
+        <w:spacing w:after="0" w:line="240" w:lineRule="auto"/>
+        <w:ind w:firstLine="720"/>
+        <w:jc w:val="both"/>
+        <w:rPr>
+          <w:rFonts w:eastAsia="Times New Roman" w:cs="Times New Roman"/>
+          <w:kern w:val="0"/>
+          <w:lang w:eastAsia="en-GB" w:bidi="hi-IN"/>
+          <w14:ligatures w14:val="none"/>
+        </w:rPr>
+      </w:pPr>
+      <w:r>
+        <w:rPr>
+          <w:rFonts w:eastAsia="Times New Roman" w:cs="Times New Roman"/>
+          <w:kern w:val="0"/>
+          <w:lang w:eastAsia="en-GB" w:bidi="hi-IN"/>
+          <w14:ligatures w14:val="none"/>
+        </w:rPr>
+        <w:t>Xaricdə yaşayan soydaşlarımız, o cümlədən elm adamlarımız DK-nı özləri üçün doğma bir məkan kimi qəbul edirlər. Onlar hər vətənə gəlişlərində Komitəni ziyarət edir, Komitə sədrindən tutmuş bütün digər əməkdaşlar tərəfindən səmimiyyətlə qarşılanırlar.  Burada bizlər tərəfindən səsləndirilən əməli təkliflərin müzakirəsinə həmişə diqqət və zaman ayrılır.</w:t>
+      </w:r>
+    </w:p>
+    <w:p>
+      <w:pPr>
+        <w:shd w:val="clear" w:color="auto" w:fill="FFFFFF"/>
+        <w:spacing w:after="0" w:line="240" w:lineRule="auto"/>
+        <w:ind w:firstLine="720"/>
+        <w:jc w:val="both"/>
+        <w:rPr>
+          <w:rFonts w:eastAsia="Times New Roman" w:cs="Times New Roman"/>
+          <w:kern w:val="0"/>
+          <w:lang w:eastAsia="en-GB" w:bidi="hi-IN"/>
+          <w14:ligatures w14:val="none"/>
+        </w:rPr>
+      </w:pPr>
+      <w:r>
+        <w:rPr>
+          <w:rFonts w:eastAsia="Times New Roman" w:cs="Times New Roman"/>
+          <w:kern w:val="0"/>
+          <w:lang w:eastAsia="en-GB" w:bidi="hi-IN"/>
+          <w14:ligatures w14:val="none"/>
+        </w:rPr>
+        <w:lastRenderedPageBreak/>
+        <w:t>Diaspor Komitəsini səciyyələndirən mühüm xüsusiyyətlərdən biri də onun Elm və Təhsil Nazirliyi ilə səmərəli əməkdaşlıq münasibətidir. Biz bu harmoniyanı həm 2022-ci ilin 8–10 dekabr tarixlərində İstanbulda xaricdə yaşayan bir qrup alimimizin DAAB-nin təsis qurultayını keçirdiyi zaman, həm də hazırda bu forumun hazırlığı dövründə bir daha əyani şəkildə gördük. Hər iki dövlət qurumu bizə hər cür dəstək göstərdi. Bu, forumun hazırlanmasında, alimlərimizin seçimində və ümumi işimizin uğurla baş tutmasında özünü aydın büruzə verdi.</w:t>
+      </w:r>
+    </w:p>
+    <w:p>
+      <w:pPr>
+        <w:shd w:val="clear" w:color="auto" w:fill="FFFFFF"/>
+        <w:spacing w:after="0" w:line="240" w:lineRule="auto"/>
+        <w:ind w:firstLine="720"/>
+        <w:jc w:val="both"/>
+        <w:rPr>
+          <w:rFonts w:eastAsia="Times New Roman" w:cs="Times New Roman"/>
+          <w:kern w:val="0"/>
+          <w:lang w:eastAsia="en-GB" w:bidi="hi-IN"/>
+          <w14:ligatures w14:val="none"/>
+        </w:rPr>
+      </w:pPr>
+      <w:r>
+        <w:rPr>
+          <w:rFonts w:eastAsia="Times New Roman" w:cs="Times New Roman"/>
+          <w:kern w:val="0"/>
+          <w:lang w:eastAsia="en-GB" w:bidi="hi-IN"/>
+          <w14:ligatures w14:val="none"/>
+        </w:rPr>
+        <w:t xml:space="preserve">Xüsusilə də forumun təşkilində aramızda </w:t>
+      </w:r>
+      <w:r>
+        <w:rPr>
+          <w:rFonts w:eastAsia="Times New Roman" w:cs="Times New Roman"/>
+          <w:kern w:val="0"/>
+          <w:lang w:eastAsia="en-GB" w:bidi="hi-IN"/>
+          <w14:ligatures w14:val="none"/>
+        </w:rPr>
+        <w:t>“</w:t>
+      </w:r>
+      <w:r>
+        <w:rPr>
+          <w:rFonts w:eastAsia="Times New Roman" w:cs="Times New Roman"/>
+          <w:kern w:val="0"/>
+          <w:lang w:eastAsia="en-GB" w:bidi="hi-IN"/>
+          <w14:ligatures w14:val="none"/>
+        </w:rPr>
+        <w:t>Emin müəllimin elanı</w:t>
+      </w:r>
+      <w:r>
+        <w:rPr>
+          <w:rFonts w:eastAsia="Times New Roman" w:cs="Times New Roman"/>
+          <w:kern w:val="0"/>
+          <w:lang w:eastAsia="en-GB" w:bidi="hi-IN"/>
+          <w14:ligatures w14:val="none"/>
+        </w:rPr>
+        <w:t>”</w:t>
+      </w:r>
+      <w:r>
+        <w:rPr>
+          <w:rFonts w:eastAsia="Times New Roman" w:cs="Times New Roman"/>
+          <w:kern w:val="0"/>
+          <w:lang w:eastAsia="en-GB" w:bidi="hi-IN"/>
+          <w14:ligatures w14:val="none"/>
+        </w:rPr>
+        <w:t xml:space="preserve"> adlandırdığımız təşəbbüsü vurğulamaq istərdim. Bu təşəbbüs nəticəsində 25-ə yaxın ölkədən 250-yə yaxın soydaşımız forumda iştirak üçün müraciət etdi.</w:t>
+      </w:r>
+    </w:p>
+    <w:p>
+      <w:pPr>
+        <w:shd w:val="clear" w:color="auto" w:fill="FFFFFF"/>
+        <w:spacing w:after="0" w:line="240" w:lineRule="auto"/>
+        <w:ind w:firstLine="720"/>
+        <w:jc w:val="both"/>
+        <w:rPr>
+          <w:rFonts w:eastAsia="Times New Roman" w:cs="Times New Roman"/>
+          <w:kern w:val="0"/>
+          <w:lang w:eastAsia="en-GB" w:bidi="hi-IN"/>
+          <w14:ligatures w14:val="none"/>
+        </w:rPr>
+      </w:pPr>
+    </w:p>
+    <w:p>
+      <w:pPr>
+        <w:shd w:val="clear" w:color="auto" w:fill="FFFFFF"/>
+        <w:spacing w:after="0" w:line="240" w:lineRule="auto"/>
+        <w:jc w:val="both"/>
+        <w:rPr>
+          <w:rFonts w:eastAsia="Times New Roman" w:cs="Times New Roman"/>
+          <w:i/>
+          <w:kern w:val="0"/>
+          <w:lang w:eastAsia="en-GB" w:bidi="hi-IN"/>
+          <w14:ligatures w14:val="none"/>
+        </w:rPr>
+      </w:pPr>
+      <w:r>
+        <w:rPr>
+          <w:rFonts w:eastAsia="Times New Roman" w:cs="Times New Roman"/>
+          <w:i/>
+          <w:kern w:val="0"/>
+          <w:lang w:eastAsia="en-GB" w:bidi="hi-IN"/>
+          <w14:ligatures w14:val="none"/>
+        </w:rPr>
+        <w:t>Forum üçün seçim meyarlarımız isə aşağıdakılar oldu:</w:t>
+      </w:r>
+    </w:p>
+    <w:p>
+      <w:pPr>
+        <w:numPr>
+          <w:ilvl w:val="0"/>
+          <w:numId w:val="1"/>
+        </w:numPr>
+        <w:shd w:val="clear" w:color="auto" w:fill="FFFFFF"/>
+        <w:tabs>
+          <w:tab w:val="num" w:pos="720"/>
+        </w:tabs>
+        <w:spacing w:after="0" w:line="240" w:lineRule="auto"/>
+        <w:jc w:val="both"/>
+        <w:rPr>
+          <w:rFonts w:eastAsia="Times New Roman" w:cs="Times New Roman"/>
+          <w:i/>
+          <w:kern w:val="0"/>
+          <w:lang w:eastAsia="en-GB" w:bidi="hi-IN"/>
+          <w14:ligatures w14:val="none"/>
+        </w:rPr>
+      </w:pPr>
+      <w:r>
+        <w:rPr>
+          <w:rFonts w:eastAsia="Times New Roman" w:cs="Times New Roman"/>
+          <w:i/>
+          <w:kern w:val="0"/>
+          <w:lang w:eastAsia="en-GB" w:bidi="hi-IN"/>
+          <w14:ligatures w14:val="none"/>
+        </w:rPr>
+        <w:t>Alimlik və elmi fəaliyyət səviyyəsi</w:t>
+      </w:r>
+    </w:p>
+    <w:p>
+      <w:pPr>
+        <w:numPr>
+          <w:ilvl w:val="0"/>
+          <w:numId w:val="1"/>
+        </w:numPr>
+        <w:shd w:val="clear" w:color="auto" w:fill="FFFFFF"/>
+        <w:tabs>
+          <w:tab w:val="num" w:pos="720"/>
+        </w:tabs>
+        <w:spacing w:after="0" w:line="240" w:lineRule="auto"/>
+        <w:jc w:val="both"/>
+        <w:rPr>
+          <w:rFonts w:eastAsia="Times New Roman" w:cs="Times New Roman"/>
+          <w:i/>
+          <w:kern w:val="0"/>
+          <w:lang w:eastAsia="en-GB" w:bidi="hi-IN"/>
+          <w14:ligatures w14:val="none"/>
+        </w:rPr>
+      </w:pPr>
+      <w:r>
+        <w:rPr>
+          <w:rFonts w:eastAsia="Times New Roman" w:cs="Times New Roman"/>
+          <w:i/>
+          <w:kern w:val="0"/>
+          <w:lang w:eastAsia="en-GB" w:bidi="hi-IN"/>
+          <w14:ligatures w14:val="none"/>
+        </w:rPr>
+        <w:t>Gənc, orta və yaşlı nəsil arasında balansın qorunması</w:t>
+      </w:r>
+    </w:p>
+    <w:p>
+      <w:pPr>
+        <w:numPr>
+          <w:ilvl w:val="0"/>
+          <w:numId w:val="1"/>
+        </w:numPr>
+        <w:shd w:val="clear" w:color="auto" w:fill="FFFFFF"/>
+        <w:tabs>
+          <w:tab w:val="num" w:pos="720"/>
+        </w:tabs>
+        <w:spacing w:after="0" w:line="240" w:lineRule="auto"/>
+        <w:jc w:val="both"/>
+        <w:rPr>
+          <w:rFonts w:eastAsia="Times New Roman" w:cs="Times New Roman"/>
+          <w:i/>
+          <w:kern w:val="0"/>
+          <w:lang w:eastAsia="en-GB" w:bidi="hi-IN"/>
+          <w14:ligatures w14:val="none"/>
+        </w:rPr>
+      </w:pPr>
+      <w:r>
+        <w:rPr>
+          <w:rFonts w:eastAsia="Times New Roman" w:cs="Times New Roman"/>
+          <w:i/>
+          <w:kern w:val="0"/>
+          <w:lang w:eastAsia="en-GB" w:bidi="hi-IN"/>
+          <w14:ligatures w14:val="none"/>
+        </w:rPr>
+        <w:t>Dövlətçilik və vətənpərvərlik ruhu</w:t>
+      </w:r>
+    </w:p>
+    <w:p>
+      <w:pPr>
+        <w:shd w:val="clear" w:color="auto" w:fill="FFFFFF"/>
+        <w:spacing w:after="0" w:line="240" w:lineRule="auto"/>
+        <w:ind w:left="2160"/>
+        <w:jc w:val="both"/>
+        <w:rPr>
+          <w:rFonts w:eastAsia="Times New Roman" w:cs="Times New Roman"/>
+          <w:i/>
+          <w:kern w:val="0"/>
+          <w:lang w:eastAsia="en-GB" w:bidi="hi-IN"/>
+          <w14:ligatures w14:val="none"/>
+        </w:rPr>
+      </w:pPr>
+    </w:p>
+    <w:p>
+      <w:pPr>
+        <w:shd w:val="clear" w:color="auto" w:fill="FFFFFF"/>
+        <w:spacing w:after="0" w:line="240" w:lineRule="auto"/>
+        <w:ind w:firstLine="720"/>
+        <w:jc w:val="both"/>
+        <w:rPr>
+          <w:rFonts w:eastAsia="Times New Roman" w:cs="Times New Roman"/>
+          <w:kern w:val="0"/>
+          <w:lang w:eastAsia="en-GB" w:bidi="hi-IN"/>
+          <w14:ligatures w14:val="none"/>
+        </w:rPr>
+      </w:pPr>
+      <w:r>
+        <w:rPr>
+          <w:rFonts w:eastAsia="Times New Roman" w:cs="Times New Roman"/>
+          <w:kern w:val="0"/>
+          <w:lang w:eastAsia="en-GB" w:bidi="hi-IN"/>
+          <w14:ligatures w14:val="none"/>
+        </w:rPr>
+        <w:t>Bu yanaşma əsasında 90-a yaxın xaricdə yaşayan alim soydaşımızın forumda iştirakını təmin etdik.</w:t>
+      </w:r>
+    </w:p>
+    <w:p>
+      <w:pPr>
+        <w:shd w:val="clear" w:color="auto" w:fill="FFFFFF"/>
+        <w:spacing w:after="0" w:line="240" w:lineRule="auto"/>
+        <w:ind w:firstLine="720"/>
+        <w:jc w:val="both"/>
+        <w:rPr>
+          <w:rFonts w:eastAsia="Times New Roman" w:cs="Times New Roman"/>
+          <w:kern w:val="0"/>
+          <w:lang w:eastAsia="en-GB" w:bidi="hi-IN"/>
+          <w14:ligatures w14:val="none"/>
+        </w:rPr>
+      </w:pPr>
+      <w:r>
+        <w:rPr>
+          <w:rFonts w:eastAsia="Times New Roman" w:cs="Times New Roman"/>
+          <w:kern w:val="0"/>
+          <w:lang w:eastAsia="en-GB" w:bidi="hi-IN"/>
+          <w14:ligatures w14:val="none"/>
+        </w:rPr>
+        <w:t xml:space="preserve">Gördüyünüz kimi, Vətənimizdə elmimizin, təhsilimizin və mədəniyyətimizin inkişafı üçün dövlət tərəfindən hər cür şərait yaradılıb. Belə bir münbit mühitin formalaşmasında isə Birinci vitse-prezidentimiz Mehriban xanım Əliyevanın müstəsna xidmətləri vardır. Şəxsən mən onunla həm Almaniyada, həm də Bakıda bir neçə tədbirdə görüşmüşəm. Xüsusilə Azərbaycanın müstəqilliyinin bərpasının 20 illiyi münasibətilə Berlində Almaniyanın birinci xanımı Frau Vulfla keçirilən möhtəşəm tədbirdəki çıxışı bu gün də hamımızın </w:t>
+      </w:r>
+      <w:r>
+        <w:rPr>
+          <w:rFonts w:eastAsia="Times New Roman" w:cs="Times New Roman"/>
+          <w:kern w:val="0"/>
+          <w:lang w:eastAsia="en-GB" w:bidi="hi-IN"/>
+          <w14:ligatures w14:val="none"/>
+        </w:rPr>
+        <w:t>yaddaşındadır</w:t>
+      </w:r>
+      <w:r>
+        <w:rPr>
+          <w:rFonts w:eastAsia="Times New Roman" w:cs="Times New Roman"/>
+          <w:kern w:val="0"/>
+          <w:lang w:eastAsia="en-GB" w:bidi="hi-IN"/>
+          <w14:ligatures w14:val="none"/>
+        </w:rPr>
+        <w:t>.</w:t>
+      </w:r>
+    </w:p>
+    <w:p>
+      <w:pPr>
+        <w:shd w:val="clear" w:color="auto" w:fill="FFFFFF"/>
+        <w:spacing w:after="0" w:line="240" w:lineRule="auto"/>
+        <w:ind w:firstLine="720"/>
+        <w:jc w:val="both"/>
+        <w:rPr>
+          <w:rFonts w:eastAsia="Times New Roman" w:cs="Times New Roman"/>
+          <w:kern w:val="0"/>
+          <w:lang w:eastAsia="en-GB" w:bidi="hi-IN"/>
+          <w14:ligatures w14:val="none"/>
+        </w:rPr>
+      </w:pPr>
+      <w:r>
+        <w:rPr>
+          <w:rFonts w:eastAsia="Times New Roman" w:cs="Times New Roman"/>
+          <w:kern w:val="0"/>
+          <w:lang w:eastAsia="en-GB" w:bidi="hi-IN"/>
+          <w14:ligatures w14:val="none"/>
+        </w:rPr>
+        <w:t>Bugünkü forumda Azərbaycanımızın aparıcı universitetlərinin rektorları iştirak edirlər. Mən DAAB üzvlərini bu plenar iclaslardakı müzakirələrdə aktiv iştiraka səsləyirəm. Bu rektorların əksəriyyəti ilə şəxsən tanışam və əminliklə deyə bilərəm ki, biz DAAB olaraq onlardan çox şey öyrənə bilərik.</w:t>
+      </w:r>
+    </w:p>
+    <w:p>
+      <w:pPr>
+        <w:shd w:val="clear" w:color="auto" w:fill="FFFFFF"/>
+        <w:spacing w:after="0" w:line="240" w:lineRule="auto"/>
+        <w:ind w:firstLine="720"/>
+        <w:jc w:val="both"/>
+        <w:rPr>
+          <w:rFonts w:eastAsia="Times New Roman" w:cs="Times New Roman"/>
+          <w:kern w:val="0"/>
+          <w:lang w:eastAsia="en-GB" w:bidi="hi-IN"/>
+          <w14:ligatures w14:val="none"/>
+        </w:rPr>
+      </w:pPr>
+      <w:r>
+        <w:rPr>
+          <w:rFonts w:eastAsia="Times New Roman" w:cs="Times New Roman"/>
+          <w:kern w:val="0"/>
+          <w:lang w:eastAsia="en-GB" w:bidi="hi-IN"/>
+          <w14:ligatures w14:val="none"/>
+        </w:rPr>
+        <w:t>Çıxışımın sonunda bugünkü tədbirin moderatoru, hörmətli akademik Rafael Hüseynov haqqında da qısaca danışmaq istərdim. Sovet ideologiyasının güclü təsir göstərdiyi bir dövrdə Rafael müəllimin Hüseyn Cavid irsini mərdliklə təbliğ etməsi bu gün də yaddaşlardadır. Bu həmin dövr üçün olduqca cəsarətli bir addım idi. Bu kontekstdə Cavid Əfəndinin misraları xüsusilə yerinə düşür:</w:t>
+      </w:r>
+    </w:p>
+    <w:p>
+      <w:pPr>
+        <w:shd w:val="clear" w:color="auto" w:fill="FFFFFF"/>
+        <w:spacing w:after="0" w:line="240" w:lineRule="auto"/>
+        <w:ind w:firstLine="720"/>
+        <w:jc w:val="both"/>
+        <w:rPr>
+          <w:rFonts w:eastAsia="Times New Roman" w:cs="Times New Roman"/>
+          <w:kern w:val="0"/>
+          <w:lang w:eastAsia="en-GB" w:bidi="hi-IN"/>
+          <w14:ligatures w14:val="none"/>
+        </w:rPr>
+      </w:pPr>
+    </w:p>
+    <w:p>
+      <w:pPr>
+        <w:shd w:val="clear" w:color="auto" w:fill="FFFFFF"/>
+        <w:spacing w:after="0" w:line="288" w:lineRule="auto"/>
+        <w:ind w:left="1440" w:firstLine="720"/>
+        <w:rPr>
+          <w:rFonts w:eastAsia="Times New Roman" w:cs="Times New Roman"/>
+          <w:i/>
+          <w:kern w:val="0"/>
+          <w:lang w:eastAsia="en-GB" w:bidi="hi-IN"/>
+          <w14:ligatures w14:val="none"/>
+        </w:rPr>
+      </w:pPr>
+      <w:r>
+        <w:rPr>
+          <w:rFonts w:eastAsia="Times New Roman" w:cs="Times New Roman"/>
+          <w:i/>
+          <w:kern w:val="0"/>
+          <w:lang w:eastAsia="en-GB" w:bidi="hi-IN"/>
+          <w14:ligatures w14:val="none"/>
+        </w:rPr>
+        <w:t>Turana q</w:t>
+      </w:r>
+      <w:r>
+        <w:rPr>
+          <w:rFonts w:eastAsia="Times New Roman" w:cs="Times New Roman"/>
+          <w:i/>
+          <w:kern w:val="0"/>
+          <w:lang w:val="az-Latn-AZ" w:eastAsia="en-GB" w:bidi="hi-IN"/>
+          <w14:ligatures w14:val="none"/>
+        </w:rPr>
+        <w:t>ı</w:t>
+      </w:r>
+      <w:r>
+        <w:rPr>
+          <w:rFonts w:eastAsia="Times New Roman" w:cs="Times New Roman"/>
+          <w:i/>
+          <w:kern w:val="0"/>
+          <w:lang w:eastAsia="en-GB" w:bidi="hi-IN"/>
+          <w14:ligatures w14:val="none"/>
+        </w:rPr>
+        <w:t>l</w:t>
+      </w:r>
+      <w:r>
+        <w:rPr>
+          <w:rFonts w:eastAsia="Times New Roman" w:cs="Times New Roman"/>
+          <w:i/>
+          <w:kern w:val="0"/>
+          <w:lang w:val="az-Latn-AZ" w:eastAsia="en-GB" w:bidi="hi-IN"/>
+          <w14:ligatures w14:val="none"/>
+        </w:rPr>
+        <w:t>ı</w:t>
+      </w:r>
+      <w:r>
+        <w:rPr>
+          <w:rFonts w:eastAsia="Times New Roman" w:cs="Times New Roman"/>
+          <w:i/>
+          <w:kern w:val="0"/>
+          <w:lang w:eastAsia="en-GB" w:bidi="hi-IN"/>
+          <w14:ligatures w14:val="none"/>
+        </w:rPr>
+        <w:t xml:space="preserve">ncdan daha </w:t>
+      </w:r>
+      <w:r>
+        <w:rPr>
+          <w:rFonts w:eastAsia="Times New Roman" w:cs="Times New Roman"/>
+          <w:i/>
+          <w:kern w:val="0"/>
+          <w:lang w:val="az-Latn-AZ" w:eastAsia="en-GB" w:bidi="hi-IN"/>
+          <w14:ligatures w14:val="none"/>
+        </w:rPr>
+        <w:t>kəskin</w:t>
+      </w:r>
+      <w:r>
+        <w:rPr>
+          <w:rFonts w:eastAsia="Times New Roman" w:cs="Times New Roman"/>
+          <w:i/>
+          <w:kern w:val="0"/>
+          <w:lang w:eastAsia="en-GB" w:bidi="hi-IN"/>
+          <w14:ligatures w14:val="none"/>
+        </w:rPr>
+        <w:t xml:space="preserve"> ulu qüdrət </w:t>
+      </w:r>
+      <w:r>
+        <w:rPr>
+          <w:i/>
+        </w:rPr>
+        <w:t>–</w:t>
+      </w:r>
+    </w:p>
+    <w:p>
+      <w:pPr>
+        <w:shd w:val="clear" w:color="auto" w:fill="FFFFFF"/>
+        <w:spacing w:after="0" w:line="288" w:lineRule="auto"/>
+        <w:ind w:left="1440" w:firstLine="720"/>
+        <w:rPr>
+          <w:rFonts w:eastAsia="Times New Roman" w:cs="Times New Roman"/>
+          <w:i/>
+          <w:kern w:val="0"/>
+          <w:lang w:val="az-Latn-AZ" w:eastAsia="en-GB" w:bidi="hi-IN"/>
+          <w14:ligatures w14:val="none"/>
+        </w:rPr>
+      </w:pPr>
+      <w:r>
+        <w:rPr>
+          <w:rFonts w:eastAsia="Times New Roman" w:cs="Times New Roman"/>
+          <w:i/>
+          <w:kern w:val="0"/>
+          <w:lang w:eastAsia="en-GB" w:bidi="hi-IN"/>
+          <w14:ligatures w14:val="none"/>
+        </w:rPr>
+        <w:t>Yaln</w:t>
+      </w:r>
+      <w:r>
+        <w:rPr>
+          <w:rFonts w:eastAsia="Times New Roman" w:cs="Times New Roman"/>
+          <w:i/>
+          <w:kern w:val="0"/>
+          <w:lang w:val="az-Latn-AZ" w:eastAsia="en-GB" w:bidi="hi-IN"/>
+          <w14:ligatures w14:val="none"/>
+        </w:rPr>
+        <w:t>ı</w:t>
+      </w:r>
+      <w:r>
+        <w:rPr>
+          <w:rFonts w:eastAsia="Times New Roman" w:cs="Times New Roman"/>
+          <w:i/>
+          <w:kern w:val="0"/>
+          <w:lang w:eastAsia="en-GB" w:bidi="hi-IN"/>
+          <w14:ligatures w14:val="none"/>
+        </w:rPr>
+        <w:t>z mədəniyyət, mədəniyyət, mədəniyyət</w:t>
+      </w:r>
+      <w:r>
+        <w:rPr>
+          <w:rFonts w:eastAsia="Times New Roman" w:cs="Times New Roman"/>
+          <w:i/>
+          <w:kern w:val="0"/>
+          <w:lang w:val="az-Latn-AZ" w:eastAsia="en-GB" w:bidi="hi-IN"/>
+          <w14:ligatures w14:val="none"/>
+        </w:rPr>
+        <w:t>!</w:t>
+      </w:r>
+    </w:p>
+    <w:p>
+      <w:pPr>
+        <w:shd w:val="clear" w:color="auto" w:fill="FFFFFF"/>
+        <w:spacing w:after="0" w:line="288" w:lineRule="auto"/>
+        <w:ind w:left="1440" w:firstLine="720"/>
+        <w:rPr>
+          <w:rFonts w:eastAsia="Times New Roman" w:cs="Times New Roman"/>
+          <w:i/>
+          <w:kern w:val="0"/>
+          <w:lang w:val="az-Latn-AZ" w:eastAsia="en-GB" w:bidi="hi-IN"/>
+          <w14:ligatures w14:val="none"/>
+        </w:rPr>
+      </w:pPr>
+    </w:p>
+    <w:p>
+      <w:pPr>
+        <w:shd w:val="clear" w:color="auto" w:fill="FFFFFF"/>
+        <w:spacing w:after="0" w:line="288" w:lineRule="auto"/>
+        <w:jc w:val="both"/>
+        <w:rPr>
+          <w:rFonts w:eastAsia="Times New Roman" w:cs="Times New Roman"/>
+          <w:kern w:val="0"/>
+          <w:lang w:val="az-Latn-AZ" w:eastAsia="en-GB" w:bidi="hi-IN"/>
+          <w14:ligatures w14:val="none"/>
+        </w:rPr>
+      </w:pPr>
+      <w:r>
+        <w:rPr>
+          <w:rFonts w:eastAsia="Times New Roman" w:cs="Times New Roman"/>
+          <w:kern w:val="0"/>
+          <w:lang w:eastAsia="en-GB" w:bidi="hi-IN"/>
+          <w14:ligatures w14:val="none"/>
+        </w:rPr>
+        <w:t>Sağ olun, var olun</w:t>
+      </w:r>
+      <w:r>
+        <w:rPr>
+          <w:rFonts w:eastAsia="Times New Roman" w:cs="Times New Roman"/>
+          <w:kern w:val="0"/>
+          <w:lang w:val="az-Latn-AZ" w:eastAsia="en-GB" w:bidi="hi-IN"/>
+          <w14:ligatures w14:val="none"/>
+        </w:rPr>
+        <w:t>!</w:t>
+      </w:r>
+    </w:p>
+    <w:p>
+      <w:pPr>
+        <w:shd w:val="clear" w:color="auto" w:fill="FFFFFF"/>
+        <w:spacing w:after="0" w:line="288" w:lineRule="auto"/>
+        <w:jc w:val="both"/>
+        <w:rPr>
+          <w:rFonts w:eastAsia="Times New Roman" w:cs="Times New Roman"/>
+          <w:kern w:val="0"/>
+          <w:lang w:val="az-Latn-AZ" w:eastAsia="en-GB" w:bidi="hi-IN"/>
+          <w14:ligatures w14:val="none"/>
+        </w:rPr>
+      </w:pPr>
+      <w:r>
+        <w:rPr>
+          <w:rFonts w:eastAsia="Times New Roman" w:cs="Times New Roman"/>
+          <w:kern w:val="0"/>
+          <w:lang w:val="az-Latn-AZ" w:eastAsia="en-GB" w:bidi="hi-IN"/>
+          <w14:ligatures w14:val="none"/>
+        </w:rPr>
+        <w:t>Hörmətlə,</w:t>
+      </w:r>
+    </w:p>
+    <w:p>
+      <w:pPr>
+        <w:shd w:val="clear" w:color="auto" w:fill="FFFFFF"/>
+        <w:spacing w:after="0" w:line="288" w:lineRule="auto"/>
+        <w:jc w:val="both"/>
+        <w:rPr>
+          <w:rFonts w:eastAsia="Times New Roman" w:cs="Times New Roman"/>
+          <w:kern w:val="0"/>
+          <w:lang w:val="az-Latn-AZ" w:eastAsia="en-GB" w:bidi="hi-IN"/>
+          <w14:ligatures w14:val="none"/>
+        </w:rPr>
+      </w:pPr>
+      <w:r>
+        <w:rPr>
+          <w:rFonts w:eastAsia="Times New Roman" w:cs="Times New Roman"/>
+          <w:kern w:val="0"/>
+          <w:lang w:val="az-Latn-AZ" w:eastAsia="en-GB" w:bidi="hi-IN"/>
+          <w14:ligatures w14:val="none"/>
+        </w:rPr>
+        <w:t>Məsud Əfəndiyev</w:t>
+      </w:r>
+    </w:p>
+    <w:p>
+      <w:pPr>
+        <w:shd w:val="clear" w:color="auto" w:fill="FFFFFF"/>
+        <w:spacing w:after="0" w:line="288" w:lineRule="auto"/>
+        <w:jc w:val="both"/>
+        <w:rPr>
+          <w:rFonts w:eastAsia="Times New Roman" w:cs="Times New Roman"/>
+          <w:kern w:val="0"/>
+          <w:lang w:val="az-Latn-AZ" w:eastAsia="en-GB" w:bidi="hi-IN"/>
+          <w14:ligatures w14:val="none"/>
+        </w:rPr>
+      </w:pPr>
+      <w:r>
+        <w:rPr>
+          <w:rFonts w:eastAsia="Times New Roman" w:cs="Times New Roman"/>
+          <w:kern w:val="0"/>
+          <w:lang w:val="az-Latn-AZ" w:eastAsia="en-GB" w:bidi="hi-IN"/>
+          <w14:ligatures w14:val="none"/>
+        </w:rPr>
+        <w:t>DAAB İdarə Heyətinin Sədr</w:t>
+      </w:r>
+      <w:bookmarkEnd w:id="33"/>
+      <w:r>
+        <w:rPr>
+          <w:rFonts w:eastAsia="Times New Roman" w:cs="Times New Roman"/>
+          <w:kern w:val="0"/>
+          <w:lang w:val="az-Latn-AZ" w:eastAsia="en-GB" w:bidi="hi-IN"/>
+          <w14:ligatures w14:val="none"/>
+        </w:rPr>
+        <w:t>i</w:t>
+      </w:r>
+    </w:p>
     <w:p/>
     <w:sectPr>
       <w:pgSz w:w="12240" w:h="15840"/>
@@ -1853,6 +3357,127 @@
     </w:sectPr>
   </w:body>
 </w:document>
+</file>
+
+<file path=word/numbering.xml><?xml version="1.0" encoding="utf-8"?>
+<w:numbering xmlns:wpc="http://schemas.microsoft.com/office/word/2010/wordprocessingCanvas" xmlns:cx="http://schemas.microsoft.com/office/drawing/2014/chartex" xmlns:cx1="http://schemas.microsoft.com/office/drawing/2015/9/8/chartex" xmlns:cx2="http://schemas.microsoft.com/office/drawing/2015/10/21/chartex" xmlns:cx3="http://schemas.microsoft.com/office/drawing/2016/5/9/chartex" xmlns:cx4="http://schemas.microsoft.com/office/drawing/2016/5/10/chartex" xmlns:cx5="http://schemas.microsoft.com/office/drawing/2016/5/11/chartex" xmlns:cx6="http://schemas.microsoft.com/office/drawing/2016/5/12/chartex" xmlns:cx7="http://schemas.microsoft.com/office/drawing/2016/5/13/chartex" xmlns:cx8="http://schemas.microsoft.com/office/drawing/2016/5/14/chartex" xmlns:mc="http://schemas.openxmlformats.org/markup-compatibility/2006" xmlns:aink="http://schemas.microsoft.com/office/drawing/2016/ink" xmlns:am3d="http://schemas.microsoft.com/office/drawing/2017/model3d" xmlns:o="urn:schemas-microsoft-com:office:office" xmlns:oel="http://schemas.microsoft.com/office/2019/extlst" xmlns:r="http://schemas.openxmlformats.org/officeDocument/2006/relationships" xmlns:m="http://schemas.openxmlformats.org/officeDocument/2006/math" xmlns:v="urn:schemas-microsoft-com:vml" xmlns:wp14="http://schemas.microsoft.com/office/word/2010/wordprocessingDrawing" xmlns:wp="http://schemas.openxmlformats.org/drawingml/2006/wordprocessingDrawing" xmlns:w10="urn:schemas-microsoft-com:office:word" xmlns:w="http://schemas.openxmlformats.org/wordprocessingml/2006/main" xmlns:w14="http://schemas.microsoft.com/office/word/2010/wordml" xmlns:w15="http://schemas.microsoft.com/office/word/2012/wordml" xmlns:w16cex="http://schemas.microsoft.com/office/word/2018/wordml/cex" xmlns:w16cid="http://schemas.microsoft.com/office/word/2016/wordml/cid" xmlns:w16="http://schemas.microsoft.com/office/word/2018/wordml" xmlns:w16du="http://schemas.microsoft.com/office/word/2023/wordml/word16du" xmlns:w16sdtdh="http://schemas.microsoft.com/office/word/2020/wordml/sdtdatahash" xmlns:w16sdtfl="http://schemas.microsoft.com/office/word/2024/wordml/sdtformatlock" xmlns:w16se="http://schemas.microsoft.com/office/word/2015/wordml/symex" xmlns:wpg="http://schemas.microsoft.com/office/word/2010/wordprocessingGroup" xmlns:wpi="http://schemas.microsoft.com/office/word/2010/wordprocessingInk" xmlns:wne="http://schemas.microsoft.com/office/word/2006/wordml" xmlns:wps="http://schemas.microsoft.com/office/word/2010/wordprocessingShape" mc:Ignorable="w14 w15 w16se w16cid w16 w16cex w16sdtdh w16sdtfl w16du wp14">
+  <w:abstractNum w:abstractNumId="0" w15:restartNumberingAfterBreak="0">
+    <w:nsid w:val="5B156DE2"/>
+    <w:multiLevelType w:val="multilevel"/>
+    <w:tmpl w:val="A2AE6FF6"/>
+    <w:lvl w:ilvl="0">
+      <w:start w:val="1"/>
+      <w:numFmt w:val="decimal"/>
+      <w:lvlText w:val="%1."/>
+      <w:lvlJc w:val="left"/>
+      <w:pPr>
+        <w:tabs>
+          <w:tab w:val="num" w:pos="2160"/>
+        </w:tabs>
+        <w:ind w:left="2160" w:hanging="360"/>
+      </w:pPr>
+    </w:lvl>
+    <w:lvl w:ilvl="1" w:tentative="1">
+      <w:start w:val="1"/>
+      <w:numFmt w:val="decimal"/>
+      <w:lvlText w:val="%2."/>
+      <w:lvlJc w:val="left"/>
+      <w:pPr>
+        <w:tabs>
+          <w:tab w:val="num" w:pos="2880"/>
+        </w:tabs>
+        <w:ind w:left="2880" w:hanging="360"/>
+      </w:pPr>
+    </w:lvl>
+    <w:lvl w:ilvl="2" w:tentative="1">
+      <w:start w:val="1"/>
+      <w:numFmt w:val="decimal"/>
+      <w:lvlText w:val="%3."/>
+      <w:lvlJc w:val="left"/>
+      <w:pPr>
+        <w:tabs>
+          <w:tab w:val="num" w:pos="3600"/>
+        </w:tabs>
+        <w:ind w:left="3600" w:hanging="360"/>
+      </w:pPr>
+    </w:lvl>
+    <w:lvl w:ilvl="3" w:tentative="1">
+      <w:start w:val="1"/>
+      <w:numFmt w:val="decimal"/>
+      <w:lvlText w:val="%4."/>
+      <w:lvlJc w:val="left"/>
+      <w:pPr>
+        <w:tabs>
+          <w:tab w:val="num" w:pos="4320"/>
+        </w:tabs>
+        <w:ind w:left="4320" w:hanging="360"/>
+      </w:pPr>
+    </w:lvl>
+    <w:lvl w:ilvl="4" w:tentative="1">
+      <w:start w:val="1"/>
+      <w:numFmt w:val="decimal"/>
+      <w:lvlText w:val="%5."/>
+      <w:lvlJc w:val="left"/>
+      <w:pPr>
+        <w:tabs>
+          <w:tab w:val="num" w:pos="5040"/>
+        </w:tabs>
+        <w:ind w:left="5040" w:hanging="360"/>
+      </w:pPr>
+    </w:lvl>
+    <w:lvl w:ilvl="5" w:tentative="1">
+      <w:start w:val="1"/>
+      <w:numFmt w:val="decimal"/>
+      <w:lvlText w:val="%6."/>
+      <w:lvlJc w:val="left"/>
+      <w:pPr>
+        <w:tabs>
+          <w:tab w:val="num" w:pos="5760"/>
+        </w:tabs>
+        <w:ind w:left="5760" w:hanging="360"/>
+      </w:pPr>
+    </w:lvl>
+    <w:lvl w:ilvl="6" w:tentative="1">
+      <w:start w:val="1"/>
+      <w:numFmt w:val="decimal"/>
+      <w:lvlText w:val="%7."/>
+      <w:lvlJc w:val="left"/>
+      <w:pPr>
+        <w:tabs>
+          <w:tab w:val="num" w:pos="6480"/>
+        </w:tabs>
+        <w:ind w:left="6480" w:hanging="360"/>
+      </w:pPr>
+    </w:lvl>
+    <w:lvl w:ilvl="7" w:tentative="1">
+      <w:start w:val="1"/>
+      <w:numFmt w:val="decimal"/>
+      <w:lvlText w:val="%8."/>
+      <w:lvlJc w:val="left"/>
+      <w:pPr>
+        <w:tabs>
+          <w:tab w:val="num" w:pos="7200"/>
+        </w:tabs>
+        <w:ind w:left="7200" w:hanging="360"/>
+      </w:pPr>
+    </w:lvl>
+    <w:lvl w:ilvl="8" w:tentative="1">
+      <w:start w:val="1"/>
+      <w:numFmt w:val="decimal"/>
+      <w:lvlText w:val="%9."/>
+      <w:lvlJc w:val="left"/>
+      <w:pPr>
+        <w:tabs>
+          <w:tab w:val="num" w:pos="7920"/>
+        </w:tabs>
+        <w:ind w:left="7920" w:hanging="360"/>
+      </w:pPr>
+    </w:lvl>
+  </w:abstractNum>
+  <w:num w:numId="1" w16cid:durableId="2005354298">
+    <w:abstractNumId w:val="0"/>
+  </w:num>
+</w:numbering>
 </file>
 
 <file path=word/styles.xml><?xml version="1.0" encoding="utf-8"?>
@@ -2796,6 +4421,18 @@
       <w:spacing w:val="5"/>
     </w:rPr>
   </w:style>
+  <w:style w:type="paragraph" w:styleId="NormalWeb">
+    <w:name w:val="Normal (Web)"/>
+    <w:basedOn w:val="Normal"/>
+    <w:uiPriority w:val="99"/>
+    <w:unhideWhenUsed/>
+    <w:rsid w:val="00EC2B52"/>
+    <w:rPr>
+      <w:rFonts w:ascii="Times New Roman" w:hAnsi="Times New Roman" w:cs="Times New Roman"/>
+      <w:sz w:val="24"/>
+      <w:szCs w:val="24"/>
+    </w:rPr>
+  </w:style>
 </w:styles>
 </file>
 
